--- a/elec-system/projects/ТЕСТ-2025-001_Тестовая_школа/docs/ТЕСТ-2025-001_pnr.docx
+++ b/elec-system/projects/ТЕСТ-2025-001_Тестовая_школа/docs/ТЕСТ-2025-001_pnr.docx
@@ -429,7 +429,7 @@
                 <w:b w:val="0"/>
                 <w:sz w:val="20"/>
               </w:rPr>
-              <w:t>6</w:t>
+              <w:t>7</w:t>
             </w:r>
           </w:p>
         </w:tc>
@@ -962,7 +962,7 @@
                 <w:b w:val="0"/>
                 <w:sz w:val="20"/>
               </w:rPr>
-              <w:t>6</w:t>
+              <w:t>7</w:t>
             </w:r>
           </w:p>
         </w:tc>
@@ -1090,7 +1090,7 @@
                 <w:b w:val="0"/>
                 <w:sz w:val="20"/>
               </w:rPr>
-              <w:t>6</w:t>
+              <w:t>7</w:t>
             </w:r>
           </w:p>
         </w:tc>
@@ -1239,7 +1239,7 @@
                 <w:b w:val="0"/>
                 <w:sz w:val="20"/>
               </w:rPr>
-              <w:t>20</w:t>
+              <w:t>21</w:t>
             </w:r>
           </w:p>
         </w:tc>
@@ -1367,7 +1367,7 @@
                 <w:b w:val="0"/>
                 <w:sz w:val="20"/>
               </w:rPr>
-              <w:t>19</w:t>
+              <w:t>20</w:t>
             </w:r>
           </w:p>
         </w:tc>
@@ -2433,7 +2433,7 @@
                 <w:b w:val="0"/>
                 <w:sz w:val="20"/>
               </w:rPr>
-              <w:t>6</w:t>
+              <w:t>7</w:t>
             </w:r>
           </w:p>
         </w:tc>
